--- a/qingmiao/新建 DOCX 文档.docx
+++ b/qingmiao/新建 DOCX 文档.docx
@@ -8,39 +8,6 @@
           <w:rFonts w:hint="eastAsia"/>
         </w:rPr>
       </w:pPr>
-      <w:r>
-        <w:rPr>
-          <w:rFonts w:hint="eastAsia"/>
-        </w:rPr>
-        <w:t>以下是根据公开信息整理的完整文档内容，可直接复制到Word中排版使用。所有新闻动态均已附上原文摘要与链接。</w:t>
-      </w:r>
-    </w:p>
-    <w:p>
-      <w:pPr>
-        <w:rPr>
-          <w:rFonts w:hint="eastAsia"/>
-        </w:rPr>
-      </w:pPr>
-    </w:p>
-    <w:p>
-      <w:pPr>
-        <w:rPr>
-          <w:rFonts w:hint="eastAsia"/>
-        </w:rPr>
-      </w:pPr>
-      <w:r>
-        <w:rPr>
-          <w:rFonts w:hint="eastAsia"/>
-        </w:rPr>
-        <w:t>---</w:t>
-      </w:r>
-    </w:p>
-    <w:p>
-      <w:pPr>
-        <w:rPr>
-          <w:rFonts w:hint="eastAsia"/>
-        </w:rPr>
-      </w:pPr>
     </w:p>
     <w:p>
       <w:pPr>
@@ -72,7 +39,7 @@
         <w:rPr>
           <w:rFonts w:hint="eastAsia"/>
         </w:rPr>
-        <w:t>**整理日期**：2026年7月29日</w:t>
+        <w:t>**整理日期**：2026年8月5日</w:t>
       </w:r>
     </w:p>
     <w:p>
@@ -119,27 +86,27 @@
         <w:rPr>
           <w:rFonts w:hint="eastAsia"/>
         </w:rPr>
-        <w:t>宁波青苗智能科技有限公司（简称"青苗智能"）是一家成立于2021年的科技初创企业，是 **"一院一中心"重点孵化的科技企业**，也是**浙江大学孵化的创业公司**。公司总部位于浙江省宁波市鄞州区，入驻**e舟智慧产业园**。</w:t>
-      </w:r>
-    </w:p>
-    <w:p>
-      <w:pPr>
-        <w:rPr>
-          <w:rFonts w:hint="eastAsia"/>
-        </w:rPr>
-      </w:pPr>
-    </w:p>
-    <w:p>
-      <w:pPr>
-        <w:rPr>
-          <w:rFonts w:hint="eastAsia"/>
-        </w:rPr>
-      </w:pPr>
-      <w:r>
-        <w:rPr>
-          <w:rFonts w:hint="eastAsia"/>
-        </w:rPr>
-        <w:t>公司专注于为供应链与制造企业提供全链路数智化解决方案，聚焦于**汽配**和**跨境电商**两大行业提供软件服务。其业务定位是 **"供应链四化（信息化、自动化、数字化、智能化）整体解决方案服务商"** 。</w:t>
+        <w:t>宁波青苗智能科技有限公司（简称“青苗智能”）是一家成立于2021年的科技初创企业，是 **“一院一中心”重点孵化的科技企业**，也是**浙江大学孵化的创业公司**。公司总部位于浙江省宁波市鄞州区，入驻**e舟智慧产业园**。</w:t>
+      </w:r>
+    </w:p>
+    <w:p>
+      <w:pPr>
+        <w:rPr>
+          <w:rFonts w:hint="eastAsia"/>
+        </w:rPr>
+      </w:pPr>
+    </w:p>
+    <w:p>
+      <w:pPr>
+        <w:rPr>
+          <w:rFonts w:hint="eastAsia"/>
+        </w:rPr>
+      </w:pPr>
+      <w:r>
+        <w:rPr>
+          <w:rFonts w:hint="eastAsia"/>
+        </w:rPr>
+        <w:t>公司专注于为供应链与制造企业提供全链路数智化解决方案，聚焦于**汽配**和**跨境电商**两大行业提供软件服务。其业务定位是 **“供应链四化（信息化、自动化、数字化、智能化）整体解决方案服务商”** 。</w:t>
       </w:r>
     </w:p>
     <w:p>
@@ -329,7 +296,7 @@
         <w:rPr>
           <w:rFonts w:hint="eastAsia"/>
         </w:rPr>
-        <w:t>| 公司规模 | 1至49人 |</w:t>
+        <w:t>| 职工参保人数 | 3人 |</w:t>
       </w:r>
     </w:p>
     <w:p>
@@ -351,18 +318,44 @@
           <w:rFonts w:hint="eastAsia"/>
         </w:rPr>
       </w:pPr>
-    </w:p>
-    <w:p>
-      <w:pPr>
-        <w:rPr>
-          <w:rFonts w:hint="eastAsia"/>
-        </w:rPr>
-      </w:pPr>
-      <w:r>
-        <w:rPr>
-          <w:rFonts w:hint="eastAsia"/>
-        </w:rPr>
-        <w:t>**经营范围**：主要包括技术服务、软件开发、信息系统集成服务、人工智能应用软件开发、智能机器人销售、供应链管理服务、货物进出口等。</w:t>
+      <w:r>
+        <w:rPr>
+          <w:rFonts w:hint="eastAsia"/>
+        </w:rPr>
+        <w:t>| 股东结构 | 曾小红（认缴99万，占99%）、曾涛（认缴1万，占1%） |</w:t>
+      </w:r>
+    </w:p>
+    <w:p>
+      <w:pPr>
+        <w:rPr>
+          <w:rFonts w:hint="eastAsia"/>
+        </w:rPr>
+      </w:pPr>
+      <w:r>
+        <w:rPr>
+          <w:rFonts w:hint="eastAsia"/>
+        </w:rPr>
+        <w:t>| 主要人员 | 曾小红（执行董事兼总经理）、余艳婷（监事） |</w:t>
+      </w:r>
+    </w:p>
+    <w:p>
+      <w:pPr>
+        <w:rPr>
+          <w:rFonts w:hint="eastAsia"/>
+        </w:rPr>
+      </w:pPr>
+    </w:p>
+    <w:p>
+      <w:pPr>
+        <w:rPr>
+          <w:rFonts w:hint="eastAsia"/>
+        </w:rPr>
+      </w:pPr>
+      <w:r>
+        <w:rPr>
+          <w:rFonts w:hint="eastAsia"/>
+        </w:rPr>
+        <w:t>**经营范围**：主要包括技术服务、技术开发、技术咨询、技术交流、技术转让、技术推广；智能物料搬运装备销售；信息系统集成服务；供应链管理服务；人工智能应用软件开发；软件开发；软件外包服务；智能机器人销售；工业机器人销售；智能机器人的研发；货物进出口等。</w:t>
       </w:r>
     </w:p>
     <w:p>
@@ -429,7 +422,7 @@
         <w:rPr>
           <w:rFonts w:hint="eastAsia"/>
         </w:rPr>
-        <w:t>公司拥有两大业务板块：**Oracle Netsuite** 及 **OMS/WMS/TMS** 等产品。其中，**WMS（仓库管理系统）技术**是公司的核心优势之一。</w:t>
+        <w:t>公司拥有核心业务板块：**OMS/WMS/TMS**等产品。其中，**WMS（仓库管理系统）技术**是公司的核心优势之一。</w:t>
       </w:r>
     </w:p>
     <w:p>
@@ -469,7 +462,7 @@
         <w:rPr>
           <w:rFonts w:hint="eastAsia"/>
         </w:rPr>
-        <w:t>区别于传统的系统交付模式，青苗智能逐步构建了 **"针对式设计、陪伴式交付、指标化落地"** 的实施体系，有效弥补了传统系统交付中技术与业务脱节的短板。</w:t>
+        <w:t>区别于传统的系统交付模式，青苗智能逐步构建了 **“针对式设计、陪伴式交付、指标化落地”** 的实施体系，有效弥补了传统系统交付中技术与业务脱节的短板。</w:t>
       </w:r>
     </w:p>
     <w:p>
@@ -509,7 +502,7 @@
         <w:rPr>
           <w:rFonts w:hint="eastAsia"/>
         </w:rPr>
-        <w:t>青苗智能注重技术与业务的深度融合，通过**打通MES与WMS系统壁垒**，结合兼容多协议的**WCS控制系统**，实现了生产执行与物流设备的全链路协同管理。这种轻量化的运维策略，切实解决了制造企业数字化转型中"落地难、成本高"的痛点。</w:t>
+        <w:t>青苗智能注重技术与业务的深度融合，通过**打通MES与WMS系统壁垒**，结合兼容多协议的**WCS控制系统**，实现了生产执行与物流设备的全链路协同管理。这种轻量化的运维策略，切实解决了制造企业数字化转型中“落地难、成本高”的痛点。</w:t>
       </w:r>
     </w:p>
     <w:p>
@@ -549,7 +542,7 @@
         <w:rPr>
           <w:rFonts w:hint="eastAsia"/>
         </w:rPr>
-        <w:t>公司总部拥有数十名从事品牌制造、软件、零售分销、快递物流、供应链等行业超过10年的资深顾问及技术人员，是中国流通领域最专业的物流信息化服务团队之一。</w:t>
+        <w:t>公司总部拥有数十名从事品牌制造、软件、零售分销、快递物流、供应链等行业超过10年的资深顾问及技术人员。</w:t>
       </w:r>
     </w:p>
     <w:p>
@@ -596,6 +589,66 @@
         <w:rPr>
           <w:rFonts w:hint="eastAsia"/>
         </w:rPr>
+        <w:t>### 🔹 2026年8月——宁波新增省级数字化服务商名单公布</w:t>
+      </w:r>
+    </w:p>
+    <w:p>
+      <w:pPr>
+        <w:rPr>
+          <w:rFonts w:hint="eastAsia"/>
+        </w:rPr>
+      </w:pPr>
+    </w:p>
+    <w:p>
+      <w:pPr>
+        <w:rPr>
+          <w:rFonts w:hint="eastAsia"/>
+        </w:rPr>
+      </w:pPr>
+      <w:r>
+        <w:rPr>
+          <w:rFonts w:hint="eastAsia"/>
+        </w:rPr>
+        <w:t>2026年8月3日，宁波市经信局发布消息，**宁波新增24家企业入选2026年度省级数字化服务商分类名单**（行业型14家、场景型10家），数量居全省前列。</w:t>
+      </w:r>
+    </w:p>
+    <w:p>
+      <w:pPr>
+        <w:rPr>
+          <w:rFonts w:hint="eastAsia"/>
+        </w:rPr>
+      </w:pPr>
+    </w:p>
+    <w:p>
+      <w:pPr>
+        <w:rPr>
+          <w:rFonts w:hint="eastAsia"/>
+        </w:rPr>
+      </w:pPr>
+      <w:r>
+        <w:rPr>
+          <w:rFonts w:hint="eastAsia"/>
+        </w:rPr>
+        <w:t>&gt; **注**：经查询，目前公开的入选企业名单中暂未明确列出青苗智能是否在列。建议持续关注宁波市经信局后续公布的完整名单。</w:t>
+      </w:r>
+    </w:p>
+    <w:p>
+      <w:pPr>
+        <w:rPr>
+          <w:rFonts w:hint="eastAsia"/>
+        </w:rPr>
+      </w:pPr>
+    </w:p>
+    <w:p>
+      <w:pPr>
+        <w:rPr>
+          <w:rFonts w:hint="eastAsia"/>
+        </w:rPr>
+      </w:pPr>
+      <w:r>
+        <w:rPr>
+          <w:rFonts w:hint="eastAsia"/>
+        </w:rPr>
         <w:t>### 🔹 2026年5月——创始人参与鄞州政协协商活动</w:t>
       </w:r>
     </w:p>
@@ -616,53 +669,79 @@
         <w:rPr>
           <w:rFonts w:hint="eastAsia"/>
         </w:rPr>
-        <w:t>宁波青苗智能科技创始人曾小红参加鄞州政协举办的"政协开放日——走进益企协商厅"暨"AI赋能，构建OPC创业新生态"专题协商活动。曾小红建议，**提供有针对性帮扶政策，助力企业"轻装上阵"** 。</w:t>
-      </w:r>
-    </w:p>
-    <w:p>
-      <w:pPr>
-        <w:rPr>
-          <w:rFonts w:hint="eastAsia"/>
-        </w:rPr>
-      </w:pPr>
-    </w:p>
-    <w:p>
-      <w:pPr>
-        <w:rPr>
-          <w:rFonts w:hint="eastAsia"/>
-        </w:rPr>
-      </w:pPr>
-      <w:r>
-        <w:rPr>
-          <w:rFonts w:hint="eastAsia"/>
-        </w:rPr>
-        <w:t>- **原文摘要**："宁波青苗智能科技的创始人曾小红建议，提供有针对性帮扶政策，助力企业'轻装上阵'。TTC宁波负责人倪慧建议建立更多官方层面的产业对接机制，让政府、企业与创业团队之间形成更高效的信息流通。"</w:t>
-      </w:r>
-    </w:p>
-    <w:p>
-      <w:pPr>
-        <w:rPr>
-          <w:rFonts w:hint="eastAsia"/>
-        </w:rPr>
-      </w:pPr>
-      <w:r>
-        <w:rPr>
-          <w:rFonts w:hint="eastAsia"/>
-        </w:rPr>
-        <w:t>- **信息来源**：宁波市政协官网</w:t>
-      </w:r>
-    </w:p>
-    <w:p>
-      <w:pPr>
-        <w:rPr>
-          <w:rFonts w:hint="eastAsia"/>
-        </w:rPr>
-      </w:pPr>
-      <w:r>
-        <w:rPr>
-          <w:rFonts w:hint="eastAsia"/>
-        </w:rPr>
-        <w:t>- **原文链接**：http://www.nbzx.gov.cn/col/col1229607411/art/2026/art_6daa0d9b556245698f9c0c9f598b3a1f.html</w:t>
+        <w:t>宁波青苗智能科技创始人曾小红参加鄞州政协举办的“政协开放日——走进益企协商厅”暨“AI赋能，构建OPC创业新生态”专题协商活动。曾小红建议，**提供有针对性帮扶政策，助力企业“轻装上阵”**。</w:t>
+      </w:r>
+    </w:p>
+    <w:p>
+      <w:pPr>
+        <w:rPr>
+          <w:rFonts w:hint="eastAsia"/>
+        </w:rPr>
+      </w:pPr>
+    </w:p>
+    <w:p>
+      <w:pPr>
+        <w:rPr>
+          <w:rFonts w:hint="eastAsia"/>
+        </w:rPr>
+      </w:pPr>
+      <w:r>
+        <w:rPr>
+          <w:rFonts w:hint="eastAsia"/>
+        </w:rPr>
+        <w:t>- **原文摘要**：“宁波青苗智能科技的创始人曾小红建议，提供有针对性帮扶政策，助力企业'轻装上阵'。”</w:t>
+      </w:r>
+    </w:p>
+    <w:p>
+      <w:pPr>
+        <w:rPr>
+          <w:rFonts w:hint="eastAsia"/>
+        </w:rPr>
+      </w:pPr>
+      <w:r>
+        <w:rPr>
+          <w:rFonts w:hint="eastAsia"/>
+        </w:rPr>
+        <w:t>- **信息来源**：宁波市政协官网、联谊报</w:t>
+      </w:r>
+    </w:p>
+    <w:p>
+      <w:pPr>
+        <w:rPr>
+          <w:rFonts w:hint="eastAsia"/>
+        </w:rPr>
+      </w:pPr>
+      <w:r>
+        <w:rPr>
+          <w:rFonts w:hint="eastAsia"/>
+        </w:rPr>
+        <w:t>- **原文链接**：</w:t>
+      </w:r>
+    </w:p>
+    <w:p>
+      <w:pPr>
+        <w:rPr>
+          <w:rFonts w:hint="eastAsia"/>
+        </w:rPr>
+      </w:pPr>
+      <w:r>
+        <w:rPr>
+          <w:rFonts w:hint="eastAsia"/>
+        </w:rPr>
+        <w:t xml:space="preserve">  - http://www.nbzx.gov.cn/col/col1229607411/art/2026/art_6daa0d9b556245698f9c0c9f598b3a1f.html</w:t>
+      </w:r>
+    </w:p>
+    <w:p>
+      <w:pPr>
+        <w:rPr>
+          <w:rFonts w:hint="eastAsia"/>
+        </w:rPr>
+      </w:pPr>
+      <w:r>
+        <w:rPr>
+          <w:rFonts w:hint="eastAsia"/>
+        </w:rPr>
+        <w:t xml:space="preserve">  - http://www.lybs.com.cn/html/2026-05/30/content_118660_19578809.htm</w:t>
       </w:r>
     </w:p>
     <w:p>
@@ -702,40 +781,40 @@
         <w:rPr>
           <w:rFonts w:hint="eastAsia"/>
         </w:rPr>
-        <w:t>青苗智能联合**温州电信**与**温州龙头阀门企业**正式签署战略合作协议，标志着企业技术服务能力迈上新台阶。这也是"一院一中心"推动科研成果转化的具体成果。</w:t>
-      </w:r>
-    </w:p>
-    <w:p>
-      <w:pPr>
-        <w:rPr>
-          <w:rFonts w:hint="eastAsia"/>
-        </w:rPr>
-      </w:pPr>
-    </w:p>
-    <w:p>
-      <w:pPr>
-        <w:rPr>
-          <w:rFonts w:hint="eastAsia"/>
-        </w:rPr>
-      </w:pPr>
-      <w:r>
-        <w:rPr>
-          <w:rFonts w:hint="eastAsia"/>
-        </w:rPr>
-        <w:t>- **原文摘要**："近日，青苗智能联合温州电信与温州龙头阀门企业正式签署战略合作协议，标志着企业技术服务能力迈上新台阶。这也是'一院一中心'推动科研成果转化的具体成果。"</w:t>
-      </w:r>
-    </w:p>
-    <w:p>
-      <w:pPr>
-        <w:rPr>
-          <w:rFonts w:hint="eastAsia"/>
-        </w:rPr>
-      </w:pPr>
-      <w:r>
-        <w:rPr>
-          <w:rFonts w:hint="eastAsia"/>
-        </w:rPr>
-        <w:t>- **信息来源**："一院一中心"孵化动态</w:t>
+        <w:t>青苗智能联合**温州电信**与**温州龙头阀门企业**正式签署战略合作协议，标志着企业技术服务能力迈上新台阶。这也是“一院一中心”推动科研成果转化的具体成果。</w:t>
+      </w:r>
+    </w:p>
+    <w:p>
+      <w:pPr>
+        <w:rPr>
+          <w:rFonts w:hint="eastAsia"/>
+        </w:rPr>
+      </w:pPr>
+    </w:p>
+    <w:p>
+      <w:pPr>
+        <w:rPr>
+          <w:rFonts w:hint="eastAsia"/>
+        </w:rPr>
+      </w:pPr>
+      <w:r>
+        <w:rPr>
+          <w:rFonts w:hint="eastAsia"/>
+        </w:rPr>
+        <w:t>- **原文摘要**：“近日，青苗智能联合温州电信与温州龙头阀门企业正式签署战略合作协议，标志着企业技术服务能力迈上新台阶。这也是'一院一中心'推动科研成果转化的具体成果。”</w:t>
+      </w:r>
+    </w:p>
+    <w:p>
+      <w:pPr>
+        <w:rPr>
+          <w:rFonts w:hint="eastAsia"/>
+        </w:rPr>
+      </w:pPr>
+      <w:r>
+        <w:rPr>
+          <w:rFonts w:hint="eastAsia"/>
+        </w:rPr>
+        <w:t>- **信息来源**：“一院一中心”孵化动态</w:t>
       </w:r>
     </w:p>
     <w:p>
@@ -788,121 +867,55 @@
         <w:rPr>
           <w:rFonts w:hint="eastAsia"/>
         </w:rPr>
-        <w:t>在智能制造领域，宁波青苗智能科技有限公司凭借其**自主研发的WMS技术**，已成功为多家制造企业提供物流信息化解决方案。</w:t>
-      </w:r>
-    </w:p>
-    <w:p>
-      <w:pPr>
-        <w:rPr>
-          <w:rFonts w:hint="eastAsia"/>
-        </w:rPr>
-      </w:pPr>
-    </w:p>
-    <w:p>
-      <w:pPr>
-        <w:rPr>
-          <w:rFonts w:hint="eastAsia"/>
-        </w:rPr>
-      </w:pPr>
-      <w:r>
-        <w:rPr>
-          <w:rFonts w:hint="eastAsia"/>
-        </w:rPr>
-        <w:t>- **原文摘要**："在智能制造领域，宁波青苗智能科技有限公司凭借其自主研发的WMS技术，已成功为多家制造企业提供物流信息化解决方案。例如，在宁波某大型制造业企业中，青苗智能科技通过部署WMS系统，实现了仓库管理的智能化升级。"</w:t>
-      </w:r>
-    </w:p>
-    <w:p>
-      <w:pPr>
-        <w:rPr>
-          <w:rFonts w:hint="eastAsia"/>
-        </w:rPr>
-      </w:pPr>
-      <w:r>
-        <w:rPr>
-          <w:rFonts w:hint="eastAsia"/>
-        </w:rPr>
-        <w:t>- **信息来源**：相关科技报道</w:t>
-      </w:r>
-    </w:p>
-    <w:p>
-      <w:pPr>
-        <w:rPr>
-          <w:rFonts w:hint="eastAsia"/>
-        </w:rPr>
-      </w:pPr>
-    </w:p>
-    <w:p>
-      <w:pPr>
-        <w:rPr>
-          <w:rFonts w:hint="eastAsia"/>
-        </w:rPr>
-      </w:pPr>
-      <w:r>
-        <w:rPr>
-          <w:rFonts w:hint="eastAsia"/>
-        </w:rPr>
-        <w:t>### 🔹 2025年10月——主办"科技赋能产业"主题邀请会（浙江大学软件学院）</w:t>
-      </w:r>
-    </w:p>
-    <w:p>
-      <w:pPr>
-        <w:rPr>
-          <w:rFonts w:hint="eastAsia"/>
-        </w:rPr>
-      </w:pPr>
-    </w:p>
-    <w:p>
-      <w:pPr>
-        <w:rPr>
-          <w:rFonts w:hint="eastAsia"/>
-        </w:rPr>
-      </w:pPr>
-      <w:r>
-        <w:rPr>
-          <w:rFonts w:hint="eastAsia"/>
-        </w:rPr>
-        <w:t>10月27日下午，由宁波青苗智能科技有限公司主办的"科技赋能产业，共探智能制造"主题邀请会在浙江大学软件学院成功举行。活动邀请了宁波市龙岩商会等多家闽籍商会同仁及中澳MBA校友参与。</w:t>
-      </w:r>
-    </w:p>
-    <w:p>
-      <w:pPr>
-        <w:rPr>
-          <w:rFonts w:hint="eastAsia"/>
-        </w:rPr>
-      </w:pPr>
-    </w:p>
-    <w:p>
-      <w:pPr>
-        <w:rPr>
-          <w:rFonts w:hint="eastAsia"/>
-        </w:rPr>
-      </w:pPr>
-      <w:r>
-        <w:rPr>
-          <w:rFonts w:hint="eastAsia"/>
-        </w:rPr>
-        <w:t>公司总经理曾小红女士压轴分享《物流信息化解决方案》，以企业"供应链四化"定位为切入点，详细介绍WMS在智能策略制定、全流程管控、数字化运营及设备对接上的核心功能。</w:t>
-      </w:r>
-    </w:p>
-    <w:p>
-      <w:pPr>
-        <w:rPr>
-          <w:rFonts w:hint="eastAsia"/>
-        </w:rPr>
-      </w:pPr>
-    </w:p>
-    <w:p>
-      <w:pPr>
-        <w:rPr>
-          <w:rFonts w:hint="eastAsia"/>
-        </w:rPr>
-      </w:pPr>
-      <w:r>
-        <w:rPr>
-          <w:rFonts w:hint="eastAsia"/>
-        </w:rPr>
-        <w:t>- **原文摘要**："作为宁波市龙岩商会监事、活动主办方核心代表，宁波青苗智能科技有限公司总经理曾小红女士压轴分享《物流信息化解决方案》。她以企业'供应链四化（信息化、自动化、数字化、智能化）整体解决方案服务商'的定位为切入点，聚焦工厂物流业务流程改造，详细介绍旗下WMS（仓库管理系统）在智能策略制定、全流程管控..."</w:t>
-      </w:r>
+        <w:t>在智能制造领域，宁波青苗智能科技有限公司凭借其**自主研发的WMS技术**，已成功为多家制造企业提供物流信息化解决方案。目前，该方案已在**新能源、汽车零部件及高端装备制造**等多个领域落地见效，覆盖**比亚迪、万向、航泰军工、孚能科技及浙江爱信宏达**等行业龙头企业。</w:t>
+      </w:r>
+    </w:p>
+    <w:p>
+      <w:pPr>
+        <w:rPr>
+          <w:rFonts w:hint="eastAsia"/>
+        </w:rPr>
+      </w:pPr>
+    </w:p>
+    <w:p>
+      <w:pPr>
+        <w:rPr>
+          <w:rFonts w:hint="eastAsia"/>
+        </w:rPr>
+      </w:pPr>
+      <w:r>
+        <w:rPr>
+          <w:rFonts w:hint="eastAsia"/>
+        </w:rPr>
+        <w:t>### 🔹 2025年10月——主办“科技赋能产业”主题邀请会</w:t>
+      </w:r>
+    </w:p>
+    <w:p>
+      <w:pPr>
+        <w:rPr>
+          <w:rFonts w:hint="eastAsia"/>
+        </w:rPr>
+      </w:pPr>
+    </w:p>
+    <w:p>
+      <w:pPr>
+        <w:rPr>
+          <w:rFonts w:hint="eastAsia"/>
+        </w:rPr>
+      </w:pPr>
+      <w:r>
+        <w:rPr>
+          <w:rFonts w:hint="eastAsia"/>
+        </w:rPr>
+        <w:t>10月27日下午，由宁波青苗智能科技有限公司主办的“科技赋能产业，共探智能制造”主题邀请会在浙江大学软件学院成功举行。公司总经理曾小红女士压轴分享《物流信息化解决方案》，以企业“供应链四化”定位为切入点，详细介绍WMS在智能策略制定、全流程管控、数字化运营及设备对接上的核心功能。</w:t>
+      </w:r>
+    </w:p>
+    <w:p>
+      <w:pPr>
+        <w:rPr>
+          <w:rFonts w:hint="eastAsia"/>
+        </w:rPr>
+      </w:pPr>
     </w:p>
     <w:p>
       <w:pPr>
@@ -987,19 +1000,6 @@
         <w:rPr>
           <w:rFonts w:hint="eastAsia"/>
         </w:rPr>
-        <w:t>- **原文摘要**："7月28日，基地邀请宁波青苗智能科技有限公司、宁波明峰诺视智能科技有限公司、氢氧碳（宁波）科技有限公司、宁波智讯联科科技有限公司、浙江外企德科人力资源服务有限公司、宁波春建电子科技有限公司共六家软件类及智能制造类优质企业，前来基地集中开展企业宣讲招聘会。"</w:t>
-      </w:r>
-    </w:p>
-    <w:p>
-      <w:pPr>
-        <w:rPr>
-          <w:rFonts w:hint="eastAsia"/>
-        </w:rPr>
-      </w:pPr>
-      <w:r>
-        <w:rPr>
-          <w:rFonts w:hint="eastAsia"/>
-        </w:rPr>
         <w:t>- **信息来源**：宁波市软件人才创新基地（微信公众号）</w:t>
       </w:r>
     </w:p>
@@ -1033,6 +1033,66 @@
         <w:rPr>
           <w:rFonts w:hint="eastAsia"/>
         </w:rPr>
+        <w:t>### 🔹 2025年7月——创始人率团参访海伦钢琴</w:t>
+      </w:r>
+    </w:p>
+    <w:p>
+      <w:pPr>
+        <w:rPr>
+          <w:rFonts w:hint="eastAsia"/>
+        </w:rPr>
+      </w:pPr>
+    </w:p>
+    <w:p>
+      <w:pPr>
+        <w:rPr>
+          <w:rFonts w:hint="eastAsia"/>
+        </w:rPr>
+      </w:pPr>
+      <w:r>
+        <w:rPr>
+          <w:rFonts w:hint="eastAsia"/>
+        </w:rPr>
+        <w:t>由宁波职业技术大学校外实习导师团队、宁波青苗智能科技有限公司总经理**曾小红女士**率领的三大国际教师培训班——亚洲鲁班工坊骨干教师能力建设来华培训班、印度洋国家鲁班工坊骨干教师能力建设来华培训班，参访海伦钢琴股份有限公司。</w:t>
+      </w:r>
+    </w:p>
+    <w:p>
+      <w:pPr>
+        <w:rPr>
+          <w:rFonts w:hint="eastAsia"/>
+        </w:rPr>
+      </w:pPr>
+    </w:p>
+    <w:p>
+      <w:pPr>
+        <w:rPr>
+          <w:rFonts w:hint="eastAsia"/>
+        </w:rPr>
+      </w:pPr>
+      <w:r>
+        <w:rPr>
+          <w:rFonts w:hint="eastAsia"/>
+        </w:rPr>
+        <w:t>- **信息来源**：中国乐器协会</w:t>
+      </w:r>
+    </w:p>
+    <w:p>
+      <w:pPr>
+        <w:rPr>
+          <w:rFonts w:hint="eastAsia"/>
+        </w:rPr>
+      </w:pPr>
+    </w:p>
+    <w:p>
+      <w:pPr>
+        <w:rPr>
+          <w:rFonts w:hint="eastAsia"/>
+        </w:rPr>
+      </w:pPr>
+      <w:r>
+        <w:rPr>
+          <w:rFonts w:hint="eastAsia"/>
+        </w:rPr>
         <w:t>### 🔹 2025年2月——宁波电视台《宁波新闻》专题报道</w:t>
       </w:r>
     </w:p>
@@ -1073,7 +1133,7 @@
         <w:rPr>
           <w:rFonts w:hint="eastAsia"/>
         </w:rPr>
-        <w:t>- **原文摘要**："宁波青苗智能科技有限公司是一家成立3年的初创企业，聚焦于汽配和跨境电商两大行业提供软件服务。新年伊始，公司加大服务团队的构建，帮助客户实现产业出海、提质增效的目的。"</w:t>
+        <w:t>- **原文摘要**：“宁波青苗智能科技有限公司是一家成立3年的初创企业，聚焦于汽配和跨境电商两大行业提供软件服务。新年伊始，公司加大服务团队的构建，帮助客户实现产业出海、提质增效的目的。”</w:t>
       </w:r>
     </w:p>
     <w:p>
@@ -1132,7 +1192,7 @@
         <w:rPr>
           <w:rFonts w:hint="eastAsia"/>
         </w:rPr>
-        <w:t>### 🔹 2021年12月——发起"华东数字化转型产业联盟"</w:t>
+        <w:t>### 🔹 2021年12月——发起“华东数字化转型产业联盟”</w:t>
       </w:r>
     </w:p>
     <w:p>
@@ -1172,20 +1232,7 @@
         <w:rPr>
           <w:rFonts w:hint="eastAsia"/>
         </w:rPr>
-        <w:t>- **原文摘要**："11月26日下午，由融象数科、e舟智慧产业园、青苗智能联合发起的华东数字化转型产业联盟筹备会议在e舟智慧产业园顺利举行。本次活动特别邀请了大榭招商国际码头和宁波汽车零部件产业协会及一舟集团、青苗科技、东大集成、吉客云、勤杰OA、纷享销客、万由科技、兴达讯软件代表和业内资深专家数十人参加。"</w:t>
-      </w:r>
-    </w:p>
-    <w:p>
-      <w:pPr>
-        <w:rPr>
-          <w:rFonts w:hint="eastAsia"/>
-        </w:rPr>
-      </w:pPr>
-      <w:r>
-        <w:rPr>
-          <w:rFonts w:hint="eastAsia"/>
-        </w:rPr>
-        <w:t>- **联盟定位**：华东数字化转型联盟（筹）是"宁波青苗智能科技有限公司旗下孵化的'IP'，联合e舟智慧产业园及其他战略伙伴，打造助力鄞州、宁波、华东区中小企业数字化转型的高端平台"。</w:t>
+        <w:t>- **联盟定位**：华东数字化转型联盟（筹）是“宁波青苗智能科技有限公司旗下孵化的'IP'，联合e舟智慧产业园及其他战略伙伴，打造助力鄞州、宁波、华东区中小企业数字化转型的高端平台”。</w:t>
       </w:r>
     </w:p>
     <w:p>
@@ -1579,6 +1626,19 @@
           <w:rFonts w:hint="eastAsia"/>
         </w:rPr>
       </w:pPr>
+      <w:r>
+        <w:rPr>
+          <w:rFonts w:hint="eastAsia"/>
+        </w:rPr>
+        <w:t>| 持股比例 | 99% |</w:t>
+      </w:r>
+    </w:p>
+    <w:p>
+      <w:pPr>
+        <w:rPr>
+          <w:rFonts w:hint="eastAsia"/>
+        </w:rPr>
+      </w:pPr>
     </w:p>
     <w:p>
       <w:pPr>
@@ -1610,7 +1670,7 @@
         <w:rPr>
           <w:rFonts w:hint="eastAsia"/>
         </w:rPr>
-        <w:t>- **2026年5月**：参加鄞州政协"政协开放日——走进益企协商厅"活动，建议提供针对性帮扶政策</w:t>
+        <w:t>- **2026年5月**：参加鄞州政协“政协开放日——走进益企协商厅”活动，建议提供针对性帮扶政策</w:t>
       </w:r>
     </w:p>
     <w:p>
@@ -1636,7 +1696,20 @@
         <w:rPr>
           <w:rFonts w:hint="eastAsia"/>
         </w:rPr>
-        <w:t>- **2021年12月**：在"华东数字化转型产业联盟"筹备会议上作为总经理分享交流</w:t>
+        <w:t>- **2025年7月**：率领国际教师培训班参访海伦钢琴</w:t>
+      </w:r>
+    </w:p>
+    <w:p>
+      <w:pPr>
+        <w:rPr>
+          <w:rFonts w:hint="eastAsia"/>
+        </w:rPr>
+      </w:pPr>
+      <w:r>
+        <w:rPr>
+          <w:rFonts w:hint="eastAsia"/>
+        </w:rPr>
+        <w:t>- **2021年12月**：在“华东数字化转型产业联盟”筹备会议上作为总经理分享交流</w:t>
       </w:r>
     </w:p>
     <w:p>
@@ -1709,149 +1782,242 @@
         <w:rPr>
           <w:rFonts w:hint="eastAsia"/>
         </w:rPr>
-        <w:t>| 1 | 孵化动态｜青苗智能：以数智技术赋能制造，落地战略合作新成果 | 2026年4月 | "一院一中心" |</w:t>
-      </w:r>
-    </w:p>
-    <w:p>
-      <w:pPr>
-        <w:rPr>
-          <w:rFonts w:hint="eastAsia"/>
-        </w:rPr>
-      </w:pPr>
-      <w:r>
-        <w:rPr>
-          <w:rFonts w:hint="eastAsia"/>
-        </w:rPr>
-        <w:t>| 2 | 鄞州政协"政协开放日——走进益企协商厅"活动 | 2026年5月 | 宁波市政协官网 |</w:t>
-      </w:r>
-    </w:p>
-    <w:p>
-      <w:pPr>
-        <w:rPr>
-          <w:rFonts w:hint="eastAsia"/>
-        </w:rPr>
-      </w:pPr>
-      <w:r>
-        <w:rPr>
-          <w:rFonts w:hint="eastAsia"/>
-        </w:rPr>
-        <w:t>| 3 | 奋进实干开好局｜青苗智能科技：锚定两大行业 赋能产业提升 | 2025年2月 | 宁波电视台《宁波新闻》 |</w:t>
-      </w:r>
-    </w:p>
-    <w:p>
-      <w:pPr>
-        <w:rPr>
-          <w:rFonts w:hint="eastAsia"/>
-        </w:rPr>
-      </w:pPr>
-      <w:r>
-        <w:rPr>
-          <w:rFonts w:hint="eastAsia"/>
-        </w:rPr>
-        <w:t>| 4 | 基地"引进来+走出去"双线活动（企业宣讲招聘会） | 2025年8月 | 宁波市软件人才创新基地 |</w:t>
-      </w:r>
-    </w:p>
-    <w:p>
-      <w:pPr>
-        <w:rPr>
-          <w:rFonts w:hint="eastAsia"/>
-        </w:rPr>
-      </w:pPr>
-      <w:r>
-        <w:rPr>
-          <w:rFonts w:hint="eastAsia"/>
-        </w:rPr>
-        <w:t>| 5 | 浙江商会周｜闽商聚智浙大，共探AI与智能制造新机遇 | 2025年10月 | 宁波市龙岩商会 |</w:t>
-      </w:r>
-    </w:p>
-    <w:p>
-      <w:pPr>
-        <w:rPr>
-          <w:rFonts w:hint="eastAsia"/>
-        </w:rPr>
-      </w:pPr>
-      <w:r>
-        <w:rPr>
-          <w:rFonts w:hint="eastAsia"/>
-        </w:rPr>
-        <w:t>| 6 | 宁波大学中澳MBA校友会"软件科技主题月"活动 | 2025年10月 | 中澳MBA校友会 |</w:t>
-      </w:r>
-    </w:p>
-    <w:p>
-      <w:pPr>
-        <w:rPr>
-          <w:rFonts w:hint="eastAsia"/>
-        </w:rPr>
-      </w:pPr>
-      <w:r>
-        <w:rPr>
-          <w:rFonts w:hint="eastAsia"/>
-        </w:rPr>
-        <w:t>| 7 | "华东数字化转型产业联盟"筹备会议 | 2021年12月 | 科创中国/e舟智慧产业园 |</w:t>
-      </w:r>
-    </w:p>
-    <w:p>
-      <w:pPr>
-        <w:rPr>
-          <w:rFonts w:hint="eastAsia"/>
-        </w:rPr>
-      </w:pPr>
-    </w:p>
-    <w:p>
-      <w:pPr>
-        <w:rPr>
-          <w:rFonts w:hint="eastAsia"/>
-        </w:rPr>
-      </w:pPr>
-    </w:p>
-    <w:p>
-      <w:pPr>
-        <w:rPr>
-          <w:rFonts w:hint="eastAsia"/>
-        </w:rPr>
-      </w:pPr>
-      <w:r>
-        <w:rPr>
-          <w:rFonts w:hint="eastAsia"/>
-        </w:rPr>
-        <w:t>**整理说明**：</w:t>
-      </w:r>
-    </w:p>
-    <w:p>
-      <w:pPr>
-        <w:rPr>
-          <w:rFonts w:hint="eastAsia"/>
-        </w:rPr>
-      </w:pPr>
-      <w:r>
-        <w:rPr>
-          <w:rFonts w:hint="eastAsia"/>
-        </w:rPr>
-        <w:t>1. 以上信息整合自公开的新闻报道、政府官网、企业工商信息平台及官方微信公众号等渠道，时间截至2026年7月。</w:t>
-      </w:r>
-    </w:p>
-    <w:p>
-      <w:pPr>
-        <w:rPr>
-          <w:rFonts w:hint="eastAsia"/>
-        </w:rPr>
-      </w:pPr>
-      <w:r>
-        <w:rPr>
-          <w:rFonts w:hint="eastAsia"/>
-        </w:rPr>
-        <w:t>2. 所有新闻链接均可在浏览器中直接访问查看原文。</w:t>
-      </w:r>
-    </w:p>
-    <w:p>
-      <w:r>
-        <w:rPr>
-          <w:rFonts w:hint="eastAsia"/>
-        </w:rPr>
-        <w:t>3. 建议根据Word排版需要，调整标题样式、字体和行距。</w:t>
+        <w:t>| 1 | 宁波新增24家企业入选省级数字化服务商名单 | 2026年8月 | 宁波市经信局 |</w:t>
+      </w:r>
+    </w:p>
+    <w:p>
+      <w:pPr>
+        <w:rPr>
+          <w:rFonts w:hint="eastAsia"/>
+        </w:rPr>
+      </w:pPr>
+      <w:r>
+        <w:rPr>
+          <w:rFonts w:hint="eastAsia"/>
+        </w:rPr>
+        <w:t>| 2 | 鄞州政协“政协开放日——走进益企协商厅”活动 | 2026年5月 | 宁波市政协官网/联谊报 |</w:t>
+      </w:r>
+    </w:p>
+    <w:p>
+      <w:pPr>
+        <w:rPr>
+          <w:rFonts w:hint="eastAsia"/>
+        </w:rPr>
+      </w:pPr>
+      <w:r>
+        <w:rPr>
+          <w:rFonts w:hint="eastAsia"/>
+        </w:rPr>
+        <w:t>| 3 | 孵化动态｜青苗智能：以数智技术赋能制造，落地战略合作新成果 | 2026年4月 | “一院一中心” |</w:t>
+      </w:r>
+    </w:p>
+    <w:p>
+      <w:pPr>
+        <w:rPr>
+          <w:rFonts w:hint="eastAsia"/>
+        </w:rPr>
+      </w:pPr>
+      <w:r>
+        <w:rPr>
+          <w:rFonts w:hint="eastAsia"/>
+        </w:rPr>
+        <w:t>| 4 | 音乐为媒，技术为桥，海伦钢琴迎接全球九国教育精英 | 2025年7月 | 中国乐器协会 |</w:t>
+      </w:r>
+    </w:p>
+    <w:p>
+      <w:pPr>
+        <w:rPr>
+          <w:rFonts w:hint="eastAsia"/>
+        </w:rPr>
+      </w:pPr>
+      <w:r>
+        <w:rPr>
+          <w:rFonts w:hint="eastAsia"/>
+        </w:rPr>
+        <w:t>| 5 | 奋进实干开好局｜青苗智能科技：锚定两大行业 赋能产业提升 | 2025年2月 | 宁波电视台《宁波新闻》 |</w:t>
+      </w:r>
+    </w:p>
+    <w:p>
+      <w:pPr>
+        <w:rPr>
+          <w:rFonts w:hint="eastAsia"/>
+        </w:rPr>
+      </w:pPr>
+      <w:r>
+        <w:rPr>
+          <w:rFonts w:hint="eastAsia"/>
+        </w:rPr>
+        <w:t>| 6 | 基地“引进来+走出去”双线活动（企业宣讲招聘会） | 2025年8月 | 宁波市软件人才创新基地 |</w:t>
+      </w:r>
+    </w:p>
+    <w:p>
+      <w:pPr>
+        <w:rPr>
+          <w:rFonts w:hint="eastAsia"/>
+        </w:rPr>
+      </w:pPr>
+      <w:r>
+        <w:rPr>
+          <w:rFonts w:hint="eastAsia"/>
+        </w:rPr>
+        <w:t>| 7 | 浙江商会周｜闽商聚智浙大，共探AI与智能制造新机遇 | 2025年10月 | 宁波市龙岩商会 |</w:t>
+      </w:r>
+    </w:p>
+    <w:p>
+      <w:pPr>
+        <w:rPr>
+          <w:rFonts w:hint="eastAsia"/>
+        </w:rPr>
+      </w:pPr>
+      <w:r>
+        <w:rPr>
+          <w:rFonts w:hint="eastAsia"/>
+        </w:rPr>
+        <w:t>| 8 | “华东数字化转型产业联盟”筹备会议 | 2021年12月 | 科创中国/e舟智慧产业园 |</w:t>
+      </w:r>
+    </w:p>
+    <w:p>
+      <w:pPr>
+        <w:rPr>
+          <w:rFonts w:hint="eastAsia"/>
+        </w:rPr>
+      </w:pPr>
+    </w:p>
+    <w:p>
+      <w:pPr>
+        <w:rPr>
+          <w:rFonts w:hint="default" w:eastAsiaTheme="minorEastAsia"/>
+          <w:lang w:val="en-US" w:eastAsia="zh-CN"/>
+        </w:rPr>
+      </w:pPr>
+      <w:r>
+        <w:rPr>
+          <w:rFonts w:hint="eastAsia"/>
+          <w:lang w:val="en-US" w:eastAsia="zh-CN"/>
+        </w:rPr>
+        <w:t>八．公司宣传</w:t>
+      </w:r>
+      <w:r>
+        <w:rPr>
+          <w:rFonts w:hint="eastAsia"/>
+          <w:lang w:val="en-US" w:eastAsia="zh-CN"/>
+        </w:rPr>
+        <w:br w:type="textWrapping"/>
+      </w:r>
+      <w:r>
+        <w:rPr>
+          <w:rFonts w:hint="eastAsia"/>
+          <w:lang w:val="en-US" w:eastAsia="zh-CN"/>
+        </w:rPr>
+        <w:t>微信公众号：宁波青苗智能有限公司</w:t>
+      </w:r>
+      <w:r>
+        <w:rPr>
+          <w:rFonts w:hint="eastAsia"/>
+          <w:lang w:val="en-US" w:eastAsia="zh-CN"/>
+        </w:rPr>
+        <w:br w:type="textWrapping"/>
       </w:r>
       <w:bookmarkStart w:id="0" w:name="_GoBack"/>
       <w:bookmarkEnd w:id="0"/>
+    </w:p>
+    <w:p>
+      <w:pPr>
+        <w:rPr>
+          <w:rFonts w:hint="eastAsia"/>
+        </w:rPr>
+      </w:pPr>
+      <w:r>
+        <w:rPr>
+          <w:rFonts w:hint="eastAsia"/>
+        </w:rPr>
+        <w:t>**整理说明**：</w:t>
+      </w:r>
+    </w:p>
+    <w:p>
+      <w:pPr>
+        <w:rPr>
+          <w:rFonts w:hint="eastAsia"/>
+        </w:rPr>
+      </w:pPr>
+    </w:p>
+    <w:p>
+      <w:pPr>
+        <w:rPr>
+          <w:rFonts w:hint="eastAsia"/>
+        </w:rPr>
+      </w:pPr>
+      <w:r>
+        <w:rPr>
+          <w:rFonts w:hint="eastAsia"/>
+        </w:rPr>
+        <w:t>1. 以上信息整合自公开的新闻报道、政府官网、企业工商信息平台及官方微信公众号等渠道，时间截至2026年8月5日。</w:t>
+      </w:r>
+    </w:p>
+    <w:p>
+      <w:pPr>
+        <w:rPr>
+          <w:rFonts w:hint="eastAsia"/>
+        </w:rPr>
+      </w:pPr>
+      <w:r>
+        <w:rPr>
+          <w:rFonts w:hint="eastAsia"/>
+        </w:rPr>
+        <w:t>2. 公司职工参保人数已根据天眼查2025年报数据更新为3人。</w:t>
+      </w:r>
+    </w:p>
+    <w:p>
+      <w:pPr>
+        <w:rPr>
+          <w:rFonts w:hint="eastAsia"/>
+        </w:rPr>
+      </w:pPr>
+      <w:r>
+        <w:rPr>
+          <w:rFonts w:hint="eastAsia"/>
+        </w:rPr>
+        <w:t>3. 新增了2026年8月宁波市省级数字化服务商名单公布的相关信息。</w:t>
+      </w:r>
+    </w:p>
+    <w:p>
+      <w:pPr>
+        <w:rPr>
+          <w:rFonts w:hint="eastAsia"/>
+        </w:rPr>
+      </w:pPr>
+      <w:r>
+        <w:rPr>
+          <w:rFonts w:hint="eastAsia"/>
+        </w:rPr>
+        <w:t>4. 新增了2025年7月创始人率团参访海伦钢琴的活动记录。</w:t>
+      </w:r>
+    </w:p>
+    <w:p>
+      <w:pPr>
+        <w:rPr>
+          <w:rFonts w:hint="eastAsia"/>
+        </w:rPr>
+      </w:pPr>
+      <w:r>
+        <w:rPr>
+          <w:rFonts w:hint="eastAsia"/>
+        </w:rPr>
+        <w:t>5. 所有新闻链接均可在浏览器中直接访问查看原文。</w:t>
+      </w:r>
+    </w:p>
+    <w:p>
+      <w:pPr>
+        <w:rPr>
+          <w:rFonts w:hint="eastAsia"/>
+        </w:rPr>
+      </w:pPr>
+      <w:r>
+        <w:rPr>
+          <w:rFonts w:hint="eastAsia"/>
+        </w:rPr>
+        <w:t>6. 建议根据Word排版需要，调整标题样式、字体和行距。</w:t>
+      </w:r>
     </w:p>
     <w:sectPr>
       <w:pgSz w:w="11906" w:h="16838"/>
@@ -1939,7 +2105,7 @@
     <w:lsdException w:qFormat="1" w:unhideWhenUsed="0" w:uiPriority="0" w:semiHidden="0" w:name="Title"/>
     <w:lsdException w:unhideWhenUsed="0" w:uiPriority="0" w:semiHidden="0" w:name="Closing"/>
     <w:lsdException w:unhideWhenUsed="0" w:uiPriority="0" w:semiHidden="0" w:name="Signature"/>
-    <w:lsdException w:unhideWhenUsed="0" w:uiPriority="0" w:name="Default Paragraph Font"/>
+    <w:lsdException w:qFormat="1" w:unhideWhenUsed="0" w:uiPriority="0" w:name="Default Paragraph Font"/>
     <w:lsdException w:unhideWhenUsed="0" w:uiPriority="0" w:semiHidden="0" w:name="Body Text"/>
     <w:lsdException w:unhideWhenUsed="0" w:uiPriority="0" w:semiHidden="0" w:name="Body Text Indent"/>
     <w:lsdException w:unhideWhenUsed="0" w:uiPriority="0" w:semiHidden="0" w:name="List Continue"/>
@@ -2142,6 +2308,7 @@
   <w:style w:type="character" w:default="1" w:styleId="3">
     <w:name w:val="Default Paragraph Font"/>
     <w:semiHidden/>
+    <w:qFormat/>
     <w:uiPriority w:val="0"/>
   </w:style>
   <w:style w:type="table" w:default="1" w:styleId="2">

--- a/qingmiao/新建 DOCX 文档.docx
+++ b/qingmiao/新建 DOCX 文档.docx
@@ -270,7 +270,7 @@
         <w:rPr>
           <w:rFonts w:hint="eastAsia"/>
         </w:rPr>
-        <w:t>| 注册地址 | 浙江省宁波市鄞州区学府路5号16号楼204 |</w:t>
+        <w:t>| 注册地址 | 浙江省宁波市鄞州区学府路3号浙江大学（宁波校区）16号楼317 |</w:t>
       </w:r>
     </w:p>
     <w:p>
